--- a/plantillas/resolucion_nuevo.docx
+++ b/plantillas/resolucion_nuevo.docx
@@ -3251,8 +3251,12 @@
       </w:pPr>
     </w:p>
     <w:sectPr>
-      <w:headerReference w:type="default" r:id="rId8"/>
-      <w:footerReference w:type="default" r:id="rId9"/>
+      <w:headerReference w:type="even" r:id="rId8"/>
+      <w:headerReference w:type="default" r:id="rId9"/>
+      <w:footerReference w:type="even" r:id="rId10"/>
+      <w:footerReference w:type="default" r:id="rId11"/>
+      <w:headerReference w:type="first" r:id="rId12"/>
+      <w:footerReference w:type="first" r:id="rId13"/>
       <w:pgSz w:w="11906" w:h="16838"/>
       <w:pgMar w:top="360" w:right="1274" w:bottom="993" w:left="1701" w:header="567" w:footer="43" w:gutter="0"/>
       <w:cols w:space="708"/>
@@ -3288,6 +3292,16 @@
 </file>
 
 <file path=word/footer1.xml><?xml version="1.0" encoding="utf-8"?>
+<w:ftr xmlns:wpc="http://schemas.microsoft.com/office/word/2010/wordprocessingCanvas" xmlns:cx="http://schemas.microsoft.com/office/drawing/2014/chartex" xmlns:cx1="http://schemas.microsoft.com/office/drawing/2015/9/8/chartex" xmlns:cx2="http://schemas.microsoft.com/office/drawing/2015/10/21/chartex" xmlns:cx3="http://schemas.microsoft.com/office/drawing/2016/5/9/chartex" xmlns:cx4="http://schemas.microsoft.com/office/drawing/2016/5/10/chartex" xmlns:cx5="http://schemas.microsoft.com/office/drawing/2016/5/11/chartex" xmlns:cx6="http://schemas.microsoft.com/office/drawing/2016/5/12/chartex" xmlns:cx7="http://schemas.microsoft.com/office/drawing/2016/5/13/chartex" xmlns:cx8="http://schemas.microsoft.com/office/drawing/2016/5/14/chartex" xmlns:mc="http://schemas.openxmlformats.org/markup-compatibility/2006" xmlns:aink="http://schemas.microsoft.com/office/drawing/2016/ink" xmlns:am3d="http://schemas.microsoft.com/office/drawing/2017/model3d" xmlns:o="urn:schemas-microsoft-com:office:office" xmlns:r="http://schemas.openxmlformats.org/officeDocument/2006/relationships" xmlns:m="http://schemas.openxmlformats.org/officeDocument/2006/math" xmlns:v="urn:schemas-microsoft-com:vml" xmlns:wp14="http://schemas.microsoft.com/office/word/2010/wordprocessingDrawing" xmlns:wp="http://schemas.openxmlformats.org/drawingml/2006/wordprocessingDrawing" xmlns:w10="urn:schemas-microsoft-com:office:word" xmlns:w="http://schemas.openxmlformats.org/wordprocessingml/2006/main" xmlns:w14="http://schemas.microsoft.com/office/word/2010/wordml" xmlns:w15="http://schemas.microsoft.com/office/word/2012/wordml" xmlns:w16cex="http://schemas.microsoft.com/office/word/2018/wordml/cex" xmlns:w16cid="http://schemas.microsoft.com/office/word/2016/wordml/cid" xmlns:w16="http://schemas.microsoft.com/office/word/2018/wordml" xmlns:w16sdtdh="http://schemas.microsoft.com/office/word/2020/wordml/sdtdatahash" xmlns:w16se="http://schemas.microsoft.com/office/word/2015/wordml/symex" xmlns:wpg="http://schemas.microsoft.com/office/word/2010/wordprocessingGroup" xmlns:wpi="http://schemas.microsoft.com/office/word/2010/wordprocessingInk" xmlns:wne="http://schemas.microsoft.com/office/word/2006/wordml" xmlns:wps="http://schemas.microsoft.com/office/word/2010/wordprocessingShape" mc:Ignorable="w14 w15 w16se w16cid w16 w16cex w16sdtdh wp14">
+  <w:p>
+    <w:pPr>
+      <w:pStyle w:val="Piedepgina"/>
+    </w:pPr>
+  </w:p>
+</w:ftr>
+</file>
+
+<file path=word/footer2.xml><?xml version="1.0" encoding="utf-8"?>
 <w:ftr xmlns:wpc="http://schemas.microsoft.com/office/word/2010/wordprocessingCanvas" xmlns:cx="http://schemas.microsoft.com/office/drawing/2014/chartex" xmlns:cx1="http://schemas.microsoft.com/office/drawing/2015/9/8/chartex" xmlns:cx2="http://schemas.microsoft.com/office/drawing/2015/10/21/chartex" xmlns:cx3="http://schemas.microsoft.com/office/drawing/2016/5/9/chartex" xmlns:cx4="http://schemas.microsoft.com/office/drawing/2016/5/10/chartex" xmlns:cx5="http://schemas.microsoft.com/office/drawing/2016/5/11/chartex" xmlns:cx6="http://schemas.microsoft.com/office/drawing/2016/5/12/chartex" xmlns:cx7="http://schemas.microsoft.com/office/drawing/2016/5/13/chartex" xmlns:cx8="http://schemas.microsoft.com/office/drawing/2016/5/14/chartex" xmlns:mc="http://schemas.openxmlformats.org/markup-compatibility/2006" xmlns:aink="http://schemas.microsoft.com/office/drawing/2016/ink" xmlns:am3d="http://schemas.microsoft.com/office/drawing/2017/model3d" xmlns:o="urn:schemas-microsoft-com:office:office" xmlns:r="http://schemas.openxmlformats.org/officeDocument/2006/relationships" xmlns:m="http://schemas.openxmlformats.org/officeDocument/2006/math" xmlns:v="urn:schemas-microsoft-com:vml" xmlns:wp14="http://schemas.microsoft.com/office/word/2010/wordprocessingDrawing" xmlns:wp="http://schemas.openxmlformats.org/drawingml/2006/wordprocessingDrawing" xmlns:w10="urn:schemas-microsoft-com:office:word" xmlns:w="http://schemas.openxmlformats.org/wordprocessingml/2006/main" xmlns:w14="http://schemas.microsoft.com/office/word/2010/wordml" xmlns:w15="http://schemas.microsoft.com/office/word/2012/wordml" xmlns:w16cex="http://schemas.microsoft.com/office/word/2018/wordml/cex" xmlns:w16cid="http://schemas.microsoft.com/office/word/2016/wordml/cid" xmlns:w16="http://schemas.microsoft.com/office/word/2018/wordml" xmlns:w16sdtdh="http://schemas.microsoft.com/office/word/2020/wordml/sdtdatahash" xmlns:w16se="http://schemas.microsoft.com/office/word/2015/wordml/symex" xmlns:wpg="http://schemas.microsoft.com/office/word/2010/wordprocessingGroup" xmlns:wpi="http://schemas.microsoft.com/office/word/2010/wordprocessingInk" xmlns:wne="http://schemas.microsoft.com/office/word/2006/wordml" xmlns:wps="http://schemas.microsoft.com/office/word/2010/wordprocessingShape" mc:Ignorable="w14 w15 w16se w16cid w16 w16cex w16sdtdh wp14">
   <w:p>
     <w:pPr>
@@ -3327,6 +3341,16 @@
 </w:ftr>
 </file>
 
+<file path=word/footer3.xml><?xml version="1.0" encoding="utf-8"?>
+<w:ftr xmlns:wpc="http://schemas.microsoft.com/office/word/2010/wordprocessingCanvas" xmlns:cx="http://schemas.microsoft.com/office/drawing/2014/chartex" xmlns:cx1="http://schemas.microsoft.com/office/drawing/2015/9/8/chartex" xmlns:cx2="http://schemas.microsoft.com/office/drawing/2015/10/21/chartex" xmlns:cx3="http://schemas.microsoft.com/office/drawing/2016/5/9/chartex" xmlns:cx4="http://schemas.microsoft.com/office/drawing/2016/5/10/chartex" xmlns:cx5="http://schemas.microsoft.com/office/drawing/2016/5/11/chartex" xmlns:cx6="http://schemas.microsoft.com/office/drawing/2016/5/12/chartex" xmlns:cx7="http://schemas.microsoft.com/office/drawing/2016/5/13/chartex" xmlns:cx8="http://schemas.microsoft.com/office/drawing/2016/5/14/chartex" xmlns:mc="http://schemas.openxmlformats.org/markup-compatibility/2006" xmlns:aink="http://schemas.microsoft.com/office/drawing/2016/ink" xmlns:am3d="http://schemas.microsoft.com/office/drawing/2017/model3d" xmlns:o="urn:schemas-microsoft-com:office:office" xmlns:r="http://schemas.openxmlformats.org/officeDocument/2006/relationships" xmlns:m="http://schemas.openxmlformats.org/officeDocument/2006/math" xmlns:v="urn:schemas-microsoft-com:vml" xmlns:wp14="http://schemas.microsoft.com/office/word/2010/wordprocessingDrawing" xmlns:wp="http://schemas.openxmlformats.org/drawingml/2006/wordprocessingDrawing" xmlns:w10="urn:schemas-microsoft-com:office:word" xmlns:w="http://schemas.openxmlformats.org/wordprocessingml/2006/main" xmlns:w14="http://schemas.microsoft.com/office/word/2010/wordml" xmlns:w15="http://schemas.microsoft.com/office/word/2012/wordml" xmlns:w16cex="http://schemas.microsoft.com/office/word/2018/wordml/cex" xmlns:w16cid="http://schemas.microsoft.com/office/word/2016/wordml/cid" xmlns:w16="http://schemas.microsoft.com/office/word/2018/wordml" xmlns:w16sdtdh="http://schemas.microsoft.com/office/word/2020/wordml/sdtdatahash" xmlns:w16se="http://schemas.microsoft.com/office/word/2015/wordml/symex" xmlns:wpg="http://schemas.microsoft.com/office/word/2010/wordprocessingGroup" xmlns:wpi="http://schemas.microsoft.com/office/word/2010/wordprocessingInk" xmlns:wne="http://schemas.microsoft.com/office/word/2006/wordml" xmlns:wps="http://schemas.microsoft.com/office/word/2010/wordprocessingShape" mc:Ignorable="w14 w15 w16se w16cid w16 w16cex w16sdtdh wp14">
+  <w:p>
+    <w:pPr>
+      <w:pStyle w:val="Piedepgina"/>
+    </w:pPr>
+  </w:p>
+</w:ftr>
+</file>
+
 <file path=word/footnotes.xml><?xml version="1.0" encoding="utf-8"?>
 <w:footnotes xmlns:wpc="http://schemas.microsoft.com/office/word/2010/wordprocessingCanvas" xmlns:cx="http://schemas.microsoft.com/office/drawing/2014/chartex" xmlns:cx1="http://schemas.microsoft.com/office/drawing/2015/9/8/chartex" xmlns:cx2="http://schemas.microsoft.com/office/drawing/2015/10/21/chartex" xmlns:cx3="http://schemas.microsoft.com/office/drawing/2016/5/9/chartex" xmlns:cx4="http://schemas.microsoft.com/office/drawing/2016/5/10/chartex" xmlns:cx5="http://schemas.microsoft.com/office/drawing/2016/5/11/chartex" xmlns:cx6="http://schemas.microsoft.com/office/drawing/2016/5/12/chartex" xmlns:cx7="http://schemas.microsoft.com/office/drawing/2016/5/13/chartex" xmlns:cx8="http://schemas.microsoft.com/office/drawing/2016/5/14/chartex" xmlns:mc="http://schemas.openxmlformats.org/markup-compatibility/2006" xmlns:aink="http://schemas.microsoft.com/office/drawing/2016/ink" xmlns:am3d="http://schemas.microsoft.com/office/drawing/2017/model3d" xmlns:o="urn:schemas-microsoft-com:office:office" xmlns:r="http://schemas.openxmlformats.org/officeDocument/2006/relationships" xmlns:m="http://schemas.openxmlformats.org/officeDocument/2006/math" xmlns:v="urn:schemas-microsoft-com:vml" xmlns:wp14="http://schemas.microsoft.com/office/word/2010/wordprocessingDrawing" xmlns:wp="http://schemas.openxmlformats.org/drawingml/2006/wordprocessingDrawing" xmlns:w10="urn:schemas-microsoft-com:office:word" xmlns:w="http://schemas.openxmlformats.org/wordprocessingml/2006/main" xmlns:w14="http://schemas.microsoft.com/office/word/2010/wordml" xmlns:w15="http://schemas.microsoft.com/office/word/2012/wordml" xmlns:w16cex="http://schemas.microsoft.com/office/word/2018/wordml/cex" xmlns:w16cid="http://schemas.microsoft.com/office/word/2016/wordml/cid" xmlns:w16="http://schemas.microsoft.com/office/word/2018/wordml" xmlns:w16sdtdh="http://schemas.microsoft.com/office/word/2020/wordml/sdtdatahash" xmlns:w16se="http://schemas.microsoft.com/office/word/2015/wordml/symex" xmlns:wpg="http://schemas.microsoft.com/office/word/2010/wordprocessingGroup" xmlns:wpi="http://schemas.microsoft.com/office/word/2010/wordprocessingInk" xmlns:wne="http://schemas.microsoft.com/office/word/2006/wordml" xmlns:wps="http://schemas.microsoft.com/office/word/2010/wordprocessingShape" mc:Ignorable="w14 w15 w16se w16cid w16 w16cex w16sdtdh wp14">
   <w:footnote w:type="separator" w:id="-1">
@@ -3353,6 +3377,16 @@
 </file>
 
 <file path=word/header1.xml><?xml version="1.0" encoding="utf-8"?>
+<w:hdr xmlns:wpc="http://schemas.microsoft.com/office/word/2010/wordprocessingCanvas" xmlns:cx="http://schemas.microsoft.com/office/drawing/2014/chartex" xmlns:cx1="http://schemas.microsoft.com/office/drawing/2015/9/8/chartex" xmlns:cx2="http://schemas.microsoft.com/office/drawing/2015/10/21/chartex" xmlns:cx3="http://schemas.microsoft.com/office/drawing/2016/5/9/chartex" xmlns:cx4="http://schemas.microsoft.com/office/drawing/2016/5/10/chartex" xmlns:cx5="http://schemas.microsoft.com/office/drawing/2016/5/11/chartex" xmlns:cx6="http://schemas.microsoft.com/office/drawing/2016/5/12/chartex" xmlns:cx7="http://schemas.microsoft.com/office/drawing/2016/5/13/chartex" xmlns:cx8="http://schemas.microsoft.com/office/drawing/2016/5/14/chartex" xmlns:mc="http://schemas.openxmlformats.org/markup-compatibility/2006" xmlns:aink="http://schemas.microsoft.com/office/drawing/2016/ink" xmlns:am3d="http://schemas.microsoft.com/office/drawing/2017/model3d" xmlns:o="urn:schemas-microsoft-com:office:office" xmlns:r="http://schemas.openxmlformats.org/officeDocument/2006/relationships" xmlns:m="http://schemas.openxmlformats.org/officeDocument/2006/math" xmlns:v="urn:schemas-microsoft-com:vml" xmlns:wp14="http://schemas.microsoft.com/office/word/2010/wordprocessingDrawing" xmlns:wp="http://schemas.openxmlformats.org/drawingml/2006/wordprocessingDrawing" xmlns:w10="urn:schemas-microsoft-com:office:word" xmlns:w="http://schemas.openxmlformats.org/wordprocessingml/2006/main" xmlns:w14="http://schemas.microsoft.com/office/word/2010/wordml" xmlns:w15="http://schemas.microsoft.com/office/word/2012/wordml" xmlns:w16cex="http://schemas.microsoft.com/office/word/2018/wordml/cex" xmlns:w16cid="http://schemas.microsoft.com/office/word/2016/wordml/cid" xmlns:w16="http://schemas.microsoft.com/office/word/2018/wordml" xmlns:w16sdtdh="http://schemas.microsoft.com/office/word/2020/wordml/sdtdatahash" xmlns:w16se="http://schemas.microsoft.com/office/word/2015/wordml/symex" xmlns:wpg="http://schemas.microsoft.com/office/word/2010/wordprocessingGroup" xmlns:wpi="http://schemas.microsoft.com/office/word/2010/wordprocessingInk" xmlns:wne="http://schemas.microsoft.com/office/word/2006/wordml" xmlns:wps="http://schemas.microsoft.com/office/word/2010/wordprocessingShape" mc:Ignorable="w14 w15 w16se w16cid w16 w16cex w16sdtdh wp14">
+  <w:p>
+    <w:pPr>
+      <w:pStyle w:val="Encabezado"/>
+    </w:pPr>
+  </w:p>
+</w:hdr>
+</file>
+
+<file path=word/header2.xml><?xml version="1.0" encoding="utf-8"?>
 <w:hdr xmlns:wpc="http://schemas.microsoft.com/office/word/2010/wordprocessingCanvas" xmlns:cx="http://schemas.microsoft.com/office/drawing/2014/chartex" xmlns:cx1="http://schemas.microsoft.com/office/drawing/2015/9/8/chartex" xmlns:cx2="http://schemas.microsoft.com/office/drawing/2015/10/21/chartex" xmlns:cx3="http://schemas.microsoft.com/office/drawing/2016/5/9/chartex" xmlns:cx4="http://schemas.microsoft.com/office/drawing/2016/5/10/chartex" xmlns:cx5="http://schemas.microsoft.com/office/drawing/2016/5/11/chartex" xmlns:cx6="http://schemas.microsoft.com/office/drawing/2016/5/12/chartex" xmlns:cx7="http://schemas.microsoft.com/office/drawing/2016/5/13/chartex" xmlns:cx8="http://schemas.microsoft.com/office/drawing/2016/5/14/chartex" xmlns:mc="http://schemas.openxmlformats.org/markup-compatibility/2006" xmlns:aink="http://schemas.microsoft.com/office/drawing/2016/ink" xmlns:am3d="http://schemas.microsoft.com/office/drawing/2017/model3d" xmlns:o="urn:schemas-microsoft-com:office:office" xmlns:r="http://schemas.openxmlformats.org/officeDocument/2006/relationships" xmlns:m="http://schemas.openxmlformats.org/officeDocument/2006/math" xmlns:v="urn:schemas-microsoft-com:vml" xmlns:wp14="http://schemas.microsoft.com/office/word/2010/wordprocessingDrawing" xmlns:wp="http://schemas.openxmlformats.org/drawingml/2006/wordprocessingDrawing" xmlns:w10="urn:schemas-microsoft-com:office:word" xmlns:w="http://schemas.openxmlformats.org/wordprocessingml/2006/main" xmlns:w14="http://schemas.microsoft.com/office/word/2010/wordml" xmlns:w15="http://schemas.microsoft.com/office/word/2012/wordml" xmlns:w16cex="http://schemas.microsoft.com/office/word/2018/wordml/cex" xmlns:w16cid="http://schemas.microsoft.com/office/word/2016/wordml/cid" xmlns:w16="http://schemas.microsoft.com/office/word/2018/wordml" xmlns:w16sdtdh="http://schemas.microsoft.com/office/word/2020/wordml/sdtdatahash" xmlns:w16se="http://schemas.microsoft.com/office/word/2015/wordml/symex" xmlns:wpg="http://schemas.microsoft.com/office/word/2010/wordprocessingGroup" xmlns:wpi="http://schemas.microsoft.com/office/word/2010/wordprocessingInk" xmlns:wne="http://schemas.microsoft.com/office/word/2006/wordml" xmlns:wps="http://schemas.microsoft.com/office/word/2010/wordprocessingShape" mc:Ignorable="w14 w15 w16se w16cid w16 w16cex w16sdtdh wp14">
   <w:p>
     <w:pPr>
@@ -3378,7 +3412,17 @@
         <w:sz w:val="18"/>
         <w:szCs w:val="18"/>
       </w:rPr>
-      <w:t>“Decenio de la igualdad de oportunidades para mujeres y hombres"</w:t>
+      <w:t>“</w:t>
+    </w:r>
+    <w:r>
+      <w:rPr>
+        <w:rFonts w:ascii="Arial" w:hAnsi="Arial" w:cs="Arial"/>
+        <w:i/>
+        <w:iCs/>
+        <w:sz w:val="18"/>
+        <w:szCs w:val="18"/>
+      </w:rPr>
+      <w:t>Año de la esperanza y el fortalecimiento de la democracia"</w:t>
     </w:r>
     <w:r>
       <w:rPr>
@@ -3596,6 +3640,16 @@
       </w:drawing>
     </w:r>
   </w:p>
+  <w:p>
+    <w:pPr>
+      <w:pStyle w:val="Encabezado"/>
+    </w:pPr>
+  </w:p>
+</w:hdr>
+</file>
+
+<file path=word/header3.xml><?xml version="1.0" encoding="utf-8"?>
+<w:hdr xmlns:wpc="http://schemas.microsoft.com/office/word/2010/wordprocessingCanvas" xmlns:cx="http://schemas.microsoft.com/office/drawing/2014/chartex" xmlns:cx1="http://schemas.microsoft.com/office/drawing/2015/9/8/chartex" xmlns:cx2="http://schemas.microsoft.com/office/drawing/2015/10/21/chartex" xmlns:cx3="http://schemas.microsoft.com/office/drawing/2016/5/9/chartex" xmlns:cx4="http://schemas.microsoft.com/office/drawing/2016/5/10/chartex" xmlns:cx5="http://schemas.microsoft.com/office/drawing/2016/5/11/chartex" xmlns:cx6="http://schemas.microsoft.com/office/drawing/2016/5/12/chartex" xmlns:cx7="http://schemas.microsoft.com/office/drawing/2016/5/13/chartex" xmlns:cx8="http://schemas.microsoft.com/office/drawing/2016/5/14/chartex" xmlns:mc="http://schemas.openxmlformats.org/markup-compatibility/2006" xmlns:aink="http://schemas.microsoft.com/office/drawing/2016/ink" xmlns:am3d="http://schemas.microsoft.com/office/drawing/2017/model3d" xmlns:o="urn:schemas-microsoft-com:office:office" xmlns:r="http://schemas.openxmlformats.org/officeDocument/2006/relationships" xmlns:m="http://schemas.openxmlformats.org/officeDocument/2006/math" xmlns:v="urn:schemas-microsoft-com:vml" xmlns:wp14="http://schemas.microsoft.com/office/word/2010/wordprocessingDrawing" xmlns:wp="http://schemas.openxmlformats.org/drawingml/2006/wordprocessingDrawing" xmlns:w10="urn:schemas-microsoft-com:office:word" xmlns:w="http://schemas.openxmlformats.org/wordprocessingml/2006/main" xmlns:w14="http://schemas.microsoft.com/office/word/2010/wordml" xmlns:w15="http://schemas.microsoft.com/office/word/2012/wordml" xmlns:w16cex="http://schemas.microsoft.com/office/word/2018/wordml/cex" xmlns:w16cid="http://schemas.microsoft.com/office/word/2016/wordml/cid" xmlns:w16="http://schemas.microsoft.com/office/word/2018/wordml" xmlns:w16sdtdh="http://schemas.microsoft.com/office/word/2020/wordml/sdtdatahash" xmlns:w16se="http://schemas.microsoft.com/office/word/2015/wordml/symex" xmlns:wpg="http://schemas.microsoft.com/office/word/2010/wordprocessingGroup" xmlns:wpi="http://schemas.microsoft.com/office/word/2010/wordprocessingInk" xmlns:wne="http://schemas.microsoft.com/office/word/2006/wordml" xmlns:wps="http://schemas.microsoft.com/office/word/2010/wordprocessingShape" mc:Ignorable="w14 w15 w16se w16cid w16 w16cex w16sdtdh wp14">
   <w:p>
     <w:pPr>
       <w:pStyle w:val="Encabezado"/>

--- a/plantillas/resolucion_nuevo.docx
+++ b/plantillas/resolucion_nuevo.docx
@@ -437,6 +437,7 @@
     <w:p>
       <w:pPr>
         <w:ind w:firstLine="709"/>
+        <w:jc w:val="both"/>
         <w:rPr>
           <w:rFonts w:ascii="Arial" w:hAnsi="Arial" w:cs="Arial"/>
           <w:sz w:val="18"/>
@@ -2308,8 +2309,10 @@
         <w:jc w:val="both"/>
         <w:rPr>
           <w:rFonts w:ascii="Arial" w:hAnsi="Arial" w:cs="Arial"/>
-          <w:sz w:val="18"/>
-          <w:szCs w:val="18"/>
+          <w:bCs/>
+          <w:sz w:val="18"/>
+          <w:szCs w:val="18"/>
+          <w:lang w:val="es-ES"/>
         </w:rPr>
       </w:pPr>
       <w:r>
@@ -2330,6 +2333,17 @@
         </w:rPr>
         <w:t xml:space="preserve">° 380-2025-MDP/C que aprueba el </w:t>
       </w:r>
+    </w:p>
+    <w:p>
+      <w:pPr>
+        <w:spacing w:after="0" w:line="240" w:lineRule="auto"/>
+        <w:jc w:val="both"/>
+        <w:rPr>
+          <w:rFonts w:ascii="Arial" w:hAnsi="Arial" w:cs="Arial"/>
+          <w:sz w:val="18"/>
+          <w:szCs w:val="18"/>
+        </w:rPr>
+      </w:pPr>
       <w:r>
         <w:rPr>
           <w:rFonts w:ascii="Arial" w:hAnsi="Arial" w:cs="Arial"/>

--- a/plantillas/resolucion_nuevo.docx
+++ b/plantillas/resolucion_nuevo.docx
@@ -65,7 +65,29 @@
           <w:sz w:val="20"/>
           <w:szCs w:val="20"/>
         </w:rPr>
-        <w:t>N GERENCIAL Nº</w:t>
+        <w:t xml:space="preserve">N </w:t>
+      </w:r>
+      <w:r>
+        <w:rPr>
+          <w:rFonts w:ascii="Arial" w:hAnsi="Arial" w:cs="Arial"/>
+          <w:b/>
+          <w:bCs/>
+          <w:color w:val="C00000"/>
+          <w:sz w:val="20"/>
+          <w:szCs w:val="20"/>
+        </w:rPr>
+        <w:t>SUB</w:t>
+      </w:r>
+      <w:r>
+        <w:rPr>
+          <w:rFonts w:ascii="Arial" w:hAnsi="Arial" w:cs="Arial"/>
+          <w:b/>
+          <w:bCs/>
+          <w:color w:val="C00000"/>
+          <w:sz w:val="20"/>
+          <w:szCs w:val="20"/>
+        </w:rPr>
+        <w:t>GERENCIAL Nº</w:t>
       </w:r>
       <w:r>
         <w:rPr>
@@ -450,7 +472,7 @@
           <w:sz w:val="18"/>
           <w:szCs w:val="18"/>
         </w:rPr>
-        <w:t>Documento Simple N° {{ds}}-2026, con fecha de {{fecha_ingreso}</w:t>
+        <w:t>Documento Simple N° {{ds}}, con fecha de {{fecha_ingreso}</w:t>
       </w:r>
       <w:r>
         <w:rPr>
@@ -1196,28 +1218,6 @@
           <w:szCs w:val="18"/>
         </w:rPr>
         <w:t>}</w:t>
-      </w:r>
-      <w:r>
-        <w:rPr>
-          <w:rFonts w:ascii="Arial" w:hAnsi="Arial" w:cs="Arial"/>
-          <w:b/>
-          <w:bCs/>
-          <w:color w:val="FF0000"/>
-          <w:sz w:val="18"/>
-          <w:szCs w:val="18"/>
-        </w:rPr>
-        <w:t>- 202</w:t>
-      </w:r>
-      <w:r>
-        <w:rPr>
-          <w:rFonts w:ascii="Arial" w:hAnsi="Arial" w:cs="Arial"/>
-          <w:b/>
-          <w:bCs/>
-          <w:color w:val="FF0000"/>
-          <w:sz w:val="18"/>
-          <w:szCs w:val="18"/>
-        </w:rPr>
-        <w:t>6</w:t>
       </w:r>
       <w:r>
         <w:rPr>
